--- a/_91_TECH__SONOS.docx
+++ b/_91_TECH__SONOS.docx
@@ -394,37 +394,32 @@
     </w:p>
     <w:p>
       <w:r>
-        <w:t xml:space="preserve">*Volume*</w:t>
-      </w:r>
-    </w:p>
-    <w:p>
-      <w:r>
-        <w:t xml:space="preserve"/>
-      </w:r>
-    </w:p>
-    <w:p>
-      <w:r>
-        <w:t xml:space="preserve">The minimum volume is *50%*. Do not go below 50%.</w:t>
-      </w:r>
-    </w:p>
-    <w:p>
-      <w:r>
-        <w:t xml:space="preserve"/>
-      </w:r>
-    </w:p>
-    <w:p>
-      <w:r>
-        <w:t xml:space="preserve">Louder is fine if it makes sense for your store and the vibe of the moment. Use your judgment.</w:t>
-      </w:r>
-    </w:p>
-    <w:p>
-      <w:r>
-        <w:t xml:space="preserve"/>
-      </w:r>
-    </w:p>
-    <w:p>
-      <w:r>
-        <w:t xml:space="preserve">If you have questions about the right volume level for your store, talk to your Ops Leader.</w:t>
+        <w:t>*Volume*</w:t>
+      </w:r>
+    </w:p>
+    <w:p>
+      <w:r>
+        <w:t>*Sonos lobby music:* The minimum volume is *50%*. Do not go below 50%. Louder is fine if it makes sense for your store and the vibe of the moment. Use your judgment.</w:t>
+      </w:r>
+    </w:p>
+    <w:p>
+      <w:r>
+        <w:t>*Store TVs:* Set store TVs to *75*. Any variance must be approved by your Ops Leader.</w:t>
+      </w:r>
+    </w:p>
+    <w:p>
+      <w:r>
+        <w:t>If you have questions about the right volume level for your store, talk to your Ops Leader.</w:t>
+      </w:r>
+    </w:p>
+    <w:p>
+      <w:r>
+        <w:t>See &lt;https://sites.google.com/sandboxvr.com/theoasis/home/store-operations/guest-centric-operationally-sound/operating-policies-and-procedures/success-routines|Success Routines on Oasis&gt; for opening/closing AV standards.</w:t>
+      </w:r>
+    </w:p>
+    <w:p>
+      <w:r>
+        <w:t>*DO NOT:* State that there is no documented store TV volume standard. The standard is 75, and any variance must be approved by the Ops Leader.</w:t>
       </w:r>
     </w:p>
     <w:p>

--- a/_91_TECH__SONOS.docx
+++ b/_91_TECH__SONOS.docx
@@ -404,7 +404,7 @@
     </w:p>
     <w:p>
       <w:r>
-        <w:t>*Store TVs:* Set store TVs to *75*. Any variance must be approved by your Ops Leader.</w:t>
+        <w:t>*Store TVs:* Standard setting is *75*. Adjust only if store layout or ambient noise requires it. Any variance must be approved by your Ops Leader.</w:t>
       </w:r>
     </w:p>
     <w:p>
@@ -419,7 +419,12 @@
     </w:p>
     <w:p>
       <w:r>
-        <w:t>*DO NOT:* State that there is no documented store TV volume standard. The standard is 75, and any variance must be approved by the Ops Leader.</w:t>
+        <w:t>*DO NOT:* State that there is no documented store TV volume standard. The standard is 75; adjust only if store layout or ambient noise requires it, with Ops Leader approval for variance.</w:t>
+      </w:r>
+    </w:p>
+    <w:p>
+      <w:r>
+        <w:t>*DO NOT:* Invent a Sonos '75% recommended at opening' figure. The only Sonos rule is the 50% minimum.</w:t>
       </w:r>
     </w:p>
     <w:p>

--- a/_91_TECH__SONOS.docx
+++ b/_91_TECH__SONOS.docx
@@ -404,7 +404,7 @@
     </w:p>
     <w:p>
       <w:r>
-        <w:t>*Store TVs:* Standard setting is *75*. Adjust only if store layout or ambient noise requires it. Any variance must be approved by your Ops Leader.</w:t>
+        <w:t>*Store TVs:* Standard is *75*. Adjust only if store layout or ambient noise requires it. Any other variance must be approved by your Ops Leader.</w:t>
       </w:r>
     </w:p>
     <w:p>
@@ -419,12 +419,7 @@
     </w:p>
     <w:p>
       <w:r>
-        <w:t>*DO NOT:* State that there is no documented store TV volume standard. The standard is 75; adjust only if store layout or ambient noise requires it, with Ops Leader approval for variance.</w:t>
-      </w:r>
-    </w:p>
-    <w:p>
-      <w:r>
-        <w:t>*DO NOT:* Invent a Sonos '75% recommended at opening' figure. The only Sonos rule is the 50% minimum.</w:t>
+        <w:t>*DO NOT:* State that there is no documented store TV volume standard. The standard is 75; adjust only if store layout or ambient noise requires it, with Ops Leader approval for other variance.</w:t>
       </w:r>
     </w:p>
     <w:p>
